--- a/Витушкин отчет практика 2026.docx
+++ b/Витушкин отчет практика 2026.docx
@@ -1327,6 +1327,12 @@
         </w:rPr>
         <w:t xml:space="preserve"> </w:t>
       </w:r>
+      <w:r>
+        <w:rPr>
+          <w:b w:val="0"/>
+        </w:rPr>
+        <w:t>разработать единое визуальное решение для сайта-справочника о языках мира и их типологии, согласованное по типографике, сетке и палитрам со всеми интерактивными компонентами (таблицами, картой и графиками).</w:t>
+      </w:r>
     </w:p>
     <w:p>
       <w:pPr>
@@ -1405,7 +1411,7 @@
           <w:sz w:val="24"/>
           <w:szCs w:val="24"/>
         </w:rPr>
-        <w:t>,</w:t>
+        <w:t>сформировать визуальную систему сайта (шрифт Inter, 12-колоночная сетка, цветовые токены, нулевые скругления) в духе International Typographic Style,</w:t>
       </w:r>
     </w:p>
     <w:p>
@@ -1436,7 +1442,7 @@
           <w:sz w:val="24"/>
           <w:szCs w:val="24"/>
         </w:rPr>
-        <w:t>,</w:t>
+        <w:t>спроектировать и сверстать макеты всех шести страниц сайта (index, families, map, typology, phonology, stats) с адаптивной 12-колоночной сеткой,</w:t>
       </w:r>
     </w:p>
     <w:p>
@@ -1467,7 +1473,7 @@
           <w:sz w:val="24"/>
           <w:szCs w:val="24"/>
         </w:rPr>
-        <w:t>.</w:t>
+        <w:t>согласовать палитры графиков и карты (chartPalette, barLanguagesPalette, macroareaColorMap) с общей дизайн-системой.</w:t>
       </w:r>
     </w:p>
     <w:p>
@@ -1608,6 +1614,12 @@
         </w:rPr>
         <w:t xml:space="preserve"> </w:t>
       </w:r>
+      <w:r>
+        <w:rPr>
+          <w:b w:val="0"/>
+        </w:rPr>
+        <w:t>единая дизайн-система проекта (типографика, сетка, палитра, компоненты); свёрстанные адаптивные макеты всех шести страниц сайта; согласованные с дизайн-системой палитры графиков и карты.</w:t>
+      </w:r>
     </w:p>
     <w:p>
       <w:pPr>
@@ -1971,6 +1983,12 @@
           <w:szCs w:val="28"/>
         </w:rPr>
         <w:t xml:space="preserve">Ф.И.О. </w:t>
+      </w:r>
+      <w:r>
+        <w:rPr>
+          <w:b/>
+        </w:rPr>
+        <w:t>Витушкин Данил Вячеславович</w:t>
       </w:r>
     </w:p>
     <w:p>
@@ -2639,7 +2657,7 @@
       </w:r>
       <w:r>
         <w:rPr/>
-        <w:t>27.04.2025 по 23.05.2025 г.</w:t>
+        <w:t>27.04.2026 по 23.05.2026 г.</w:t>
       </w:r>
     </w:p>
     <w:p>
@@ -3418,7 +3436,7 @@
             </w:pPr>
             <w:r>
               <w:rPr/>
-              <w:t>29.04.2025</w:t>
+              <w:t>29.04.2026</w:t>
             </w:r>
           </w:p>
         </w:tc>
@@ -3448,6 +3466,7 @@
                 <w:sz w:val="24"/>
                 <w:szCs w:val="24"/>
               </w:rPr>
+              <w:t>Анализ референсов International Typographic Style; выбор шрифта Inter (веса 400/500/700) и базовой палитры: бумага #ffffff, ink #0a0a0a, hairline #d4d4d4, акцент #d92121.</w:t>
             </w:r>
           </w:p>
         </w:tc>
@@ -3481,6 +3500,7 @@
                 <w:sz w:val="24"/>
                 <w:szCs w:val="24"/>
               </w:rPr>
+              <w:t>30.04.2026</w:t>
             </w:r>
           </w:p>
         </w:tc>
@@ -3510,6 +3530,7 @@
                 <w:sz w:val="24"/>
                 <w:szCs w:val="24"/>
               </w:rPr>
+              <w:t>Построение 12-колоночной сетки и базовых отступов (24–48 px); описание дизайн-токенов (палитра, шрифт, сетка) в css/style.css.</w:t>
             </w:r>
           </w:p>
         </w:tc>
@@ -3543,6 +3564,7 @@
                 <w:sz w:val="24"/>
                 <w:szCs w:val="24"/>
               </w:rPr>
+              <w:t>06.05.2026</w:t>
             </w:r>
           </w:p>
         </w:tc>
@@ -3572,6 +3594,7 @@
                 <w:sz w:val="24"/>
                 <w:szCs w:val="24"/>
               </w:rPr>
+              <w:t>Макет главной страницы index.html: hero, оглавление признаков WALS, мета-сайдбар, секция источников.</w:t>
             </w:r>
           </w:p>
         </w:tc>
@@ -3605,6 +3628,7 @@
                 <w:sz w:val="24"/>
                 <w:szCs w:val="24"/>
               </w:rPr>
+              <w:t>07.05.2026</w:t>
             </w:r>
           </w:p>
         </w:tc>
@@ -3634,6 +3658,7 @@
                 <w:sz w:val="24"/>
                 <w:szCs w:val="24"/>
               </w:rPr>
+              <w:t>Макет families.html: таблица языковых семей и диаграмма топ-15 языков по числу носителей.</w:t>
             </w:r>
           </w:p>
         </w:tc>
@@ -3667,6 +3692,7 @@
                 <w:sz w:val="24"/>
                 <w:szCs w:val="24"/>
               </w:rPr>
+              <w:t>12.05.2026</w:t>
             </w:r>
           </w:p>
         </w:tc>
@@ -3696,6 +3722,7 @@
                 <w:sz w:val="24"/>
                 <w:szCs w:val="24"/>
               </w:rPr>
+              <w:t>Макет map.html: интерактивная карта языков с маркерами, легендой по макроареалам и контейнером для попапов.</w:t>
             </w:r>
           </w:p>
         </w:tc>
@@ -3729,6 +3756,7 @@
                 <w:sz w:val="24"/>
                 <w:szCs w:val="24"/>
               </w:rPr>
+              <w:t>13.05.2026</w:t>
             </w:r>
           </w:p>
         </w:tc>
@@ -3758,6 +3786,7 @@
                 <w:sz w:val="24"/>
                 <w:szCs w:val="24"/>
               </w:rPr>
+              <w:t>Макеты typology.html и phonology.html: интерактивные таблицы, поиск, кнопочные фильтры по столбцам.</w:t>
             </w:r>
           </w:p>
         </w:tc>
@@ -3791,6 +3820,7 @@
                 <w:sz w:val="24"/>
                 <w:szCs w:val="24"/>
               </w:rPr>
+              <w:t>14.05.2026</w:t>
             </w:r>
           </w:p>
         </w:tc>
@@ -3820,6 +3850,7 @@
                 <w:sz w:val="24"/>
                 <w:szCs w:val="24"/>
               </w:rPr>
+              <w:t>Макет stats.html: сводные карточки и графики по морфологии и порядку слов.</w:t>
             </w:r>
           </w:p>
         </w:tc>
@@ -3853,6 +3884,7 @@
                 <w:sz w:val="24"/>
                 <w:szCs w:val="24"/>
               </w:rPr>
+              <w:t>15.05.2026</w:t>
             </w:r>
           </w:p>
         </w:tc>
@@ -3882,6 +3914,7 @@
                 <w:sz w:val="24"/>
                 <w:szCs w:val="24"/>
               </w:rPr>
+              <w:t>Реализация CSS-токенов и базовых компонентов (карточки, кнопки, навигация, footer) в css/style.css.</w:t>
             </w:r>
           </w:p>
         </w:tc>
@@ -3915,6 +3948,7 @@
                 <w:sz w:val="24"/>
                 <w:szCs w:val="24"/>
               </w:rPr>
+              <w:t>19.05.2026</w:t>
             </w:r>
           </w:p>
         </w:tc>
@@ -3944,6 +3978,7 @@
                 <w:sz w:val="24"/>
                 <w:szCs w:val="24"/>
               </w:rPr>
+              <w:t>Согласование палитр chartPalette, barLanguagesPalette и macroareaColorMap в js/main.js с дизайн-системой.</w:t>
             </w:r>
           </w:p>
         </w:tc>
@@ -3977,6 +4012,7 @@
                 <w:sz w:val="24"/>
                 <w:szCs w:val="24"/>
               </w:rPr>
+              <w:t>20.05.2026</w:t>
             </w:r>
           </w:p>
         </w:tc>
@@ -4006,6 +4042,7 @@
                 <w:sz w:val="24"/>
                 <w:szCs w:val="24"/>
               </w:rPr>
+              <w:t>Адаптация дизайна под мобильные разрешения; правки лейаут-багов и переносов длинных заголовков.</w:t>
             </w:r>
           </w:p>
         </w:tc>
@@ -4039,6 +4076,7 @@
                 <w:sz w:val="24"/>
                 <w:szCs w:val="24"/>
               </w:rPr>
+              <w:t>22.05.2026</w:t>
             </w:r>
           </w:p>
         </w:tc>
@@ -4068,6 +4106,7 @@
                 <w:sz w:val="24"/>
                 <w:szCs w:val="24"/>
               </w:rPr>
+              <w:t>Финальная проверка визуальной целостности всех шести страниц, согласование с руководителем практики.</w:t>
             </w:r>
           </w:p>
         </w:tc>
@@ -4618,6 +4657,7 @@
           <w:i/>
           <w:highlight w:val="white"/>
         </w:rPr>
+        <w:t>В ходе практики изучены основы информационного дизайна и швейцарской школы типографики (International Typographic Style): принципы модульной 12-колоночной сетки, ограниченный набор шрифтовых начертаний, плотная типографическая иерархия и отказ от декоративных элементов. Освоена документация Google Fonts (шрифт Inter, веса 400 / 500 / 700) и методические материалы по проектированию дизайн-токенов в CSS и по построению категориальных палитр для статистических графиков.</w:t>
       </w:r>
     </w:p>
     <w:p>
@@ -4634,39 +4674,41 @@
         <w:rPr>
           <w:highlight w:val="white"/>
         </w:rPr>
-        <w:t xml:space="preserve"> </w:t>
-      </w:r>
-    </w:p>
-    <w:p>
-      <w:pPr>
-        <w:pStyle w:val="Normal"/>
-        <w:shd w:val="clear" w:color="auto" w:fill="FFFFFF"/>
-        <w:spacing w:lineRule="auto" w:line="240"/>
-        <w:jc w:val="center"/>
-        <w:rPr>
-          <w:highlight w:val="white"/>
-        </w:rPr>
-      </w:pPr>
-      <w:r>
-        <w:rPr>
-          <w:highlight w:val="white"/>
-        </w:rPr>
-      </w:r>
-    </w:p>
-    <w:p>
-      <w:pPr>
-        <w:pStyle w:val="Normal"/>
-        <w:shd w:val="clear" w:color="auto" w:fill="FFFFFF"/>
-        <w:spacing w:lineRule="auto" w:line="240"/>
-        <w:jc w:val="center"/>
-        <w:rPr>
-          <w:highlight w:val="white"/>
-        </w:rPr>
-      </w:pPr>
-      <w:r>
-        <w:rPr>
-          <w:highlight w:val="white"/>
-        </w:rPr>
+        <w:t>Методологическая основа работы — статический сайт-справочник, в котором единая визуальная система задаёт правила для всех страниц (index, families, map, typology, phonology, stats). В css/style.css реализованы переменные палитры, шрифта и сетки; в js/main.js согласованы палитры графиков (chartPalette, barLanguagesPalette, macroareaColorMap), чтобы графики, таблицы и карта читались как один материал.</w:t>
+      </w:r>
+    </w:p>
+    <w:p>
+      <w:pPr>
+        <w:pStyle w:val="Normal"/>
+        <w:shd w:val="clear" w:color="auto" w:fill="FFFFFF"/>
+        <w:spacing w:lineRule="auto" w:line="240"/>
+        <w:jc w:val="center"/>
+        <w:rPr>
+          <w:highlight w:val="white"/>
+        </w:rPr>
+      </w:pPr>
+      <w:r>
+        <w:rPr>
+          <w:highlight w:val="white"/>
+        </w:rPr>
+        <w:t>Основные положения: 1) дизайн-токены в CSS позволяют менять визуальный язык точечно, не переписывая страницы; 2) ограничение четырьмя базовыми цветами (бумага, ink, hairline, акцент) и одним sans-serif сохраняет читаемость справочного контента; 3) категориальные палитры в одном тоновом диапазоне дают различимость без визуального шума.</w:t>
+      </w:r>
+    </w:p>
+    <w:p>
+      <w:pPr>
+        <w:pStyle w:val="Normal"/>
+        <w:shd w:val="clear" w:color="auto" w:fill="FFFFFF"/>
+        <w:spacing w:lineRule="auto" w:line="240"/>
+        <w:jc w:val="center"/>
+        <w:rPr>
+          <w:highlight w:val="white"/>
+        </w:rPr>
+      </w:pPr>
+      <w:r>
+        <w:rPr>
+          <w:highlight w:val="white"/>
+        </w:rPr>
+        <w:t>Заключительные выводы: разработана и применена единая дизайн-система; свёрстаны адаптивные макеты всех шести страниц сайта; интерактивные компоненты (Tabulator-таблицы, Leaflet-карта, Chart.js-графики) визуально согласованы между собой и с типографикой основного контента.</w:t>
       </w:r>
     </w:p>
     <w:p>
